--- a/lessons/7-5-group1/homework.docx
+++ b/lessons/7-5-group1/homework.docx
@@ -19,24 +19,13 @@
     </w:p>
     <w:p>
       <w:pPr>
-        <w:pStyle w:val="Title"/>
+        <w:pStyle w:val="Heading1"/>
       </w:pPr>
       <w:r>
         <w:rPr>
           <w:rFonts w:ascii="Arial" w:hAnsi="Arial" w:eastAsia="Arial" w:cs="Arial"/>
         </w:rPr>
         <w:t>Plotting Points on the Coordinate Plane</w:t>
-      </w:r>
-    </w:p>
-    <w:p>
-      <w:pPr>
-        <w:pStyle w:val="PublisherEdition"/>
-      </w:pPr>
-      <w:r>
-        <w:rPr>
-          <w:rFonts w:ascii="Arial" w:hAnsi="Arial" w:eastAsia="Arial" w:cs="Arial"/>
-        </w:rPr>
-        <w:t>Version 2  /  Regular</w:t>
       </w:r>
     </w:p>
     <w:p>
@@ -96,7 +85,7 @@
     </w:p>
     <w:p>
       <w:pPr>
-        <w:pStyle w:val="PublisherSection"/>
+        <w:pStyle w:val="Heading2"/>
         <w:shd w:val="clear" w:color="auto" w:fill="EEF4F5"/>
         <w:pBdr>
           <w:left w:val="single" w:color="176B70" w:sz="20" w:space="7"/>
@@ -118,8 +107,6 @@
       <w:tblPr>
         <w:tblW w:type="dxa" w:w="10368"/>
         <w:jc w:val="center"/>
-        <w:tblLayout w:type="fixed"/>
-        <w:tblLook w:firstColumn="1" w:firstRow="1" w:lastColumn="0" w:lastRow="0" w:noHBand="0" w:noVBand="1" w:val="04A0"/>
         <w:tblInd w:type="dxa" w:w="0"/>
         <w:tblBorders>
           <w:top w:val="single" w:color="B9C9CE" w:sz="4" w:space="0"/>
@@ -129,6 +116,10 @@
           <w:insideH w:val="single" w:color="FFFFFF" w:sz="8" w:space="0"/>
           <w:insideV w:val="single" w:color="FFFFFF" w:sz="12" w:space="0"/>
         </w:tblBorders>
+        <w:tblLayout w:type="fixed"/>
+        <w:tblLook w:firstColumn="1" w:firstRow="1" w:lastColumn="0" w:lastRow="0" w:noHBand="0" w:noVBand="1" w:val="04A0"/>
+        <w:tblCaption w:val="Learn from a model"/>
+        <w:tblDescription w:val="Layout table. It only arranges the page; read its cells in order."/>
       </w:tblPr>
       <w:tblGrid>
         <w:gridCol w:w="4464"/>
@@ -429,7 +420,7 @@
     </w:p>
     <w:p>
       <w:pPr>
-        <w:pStyle w:val="PublisherSection"/>
+        <w:pStyle w:val="Heading2"/>
         <w:shd w:val="clear" w:color="auto" w:fill="EEF4F5"/>
         <w:pBdr>
           <w:left w:val="single" w:color="176B70" w:sz="20" w:space="7"/>
@@ -451,8 +442,6 @@
       <w:tblPr>
         <w:tblW w:type="dxa" w:w="10368"/>
         <w:jc w:val="center"/>
-        <w:tblLayout w:type="fixed"/>
-        <w:tblLook w:firstColumn="1" w:firstRow="1" w:lastColumn="0" w:lastRow="0" w:noHBand="0" w:noVBand="1" w:val="04A0"/>
         <w:tblInd w:type="dxa" w:w="0"/>
         <w:tblBorders>
           <w:top w:val="nil"/>
@@ -462,6 +451,10 @@
           <w:insideH w:val="nil"/>
           <w:insideV w:val="nil"/>
         </w:tblBorders>
+        <w:tblLayout w:type="fixed"/>
+        <w:tblLook w:firstColumn="1" w:firstRow="1" w:lastColumn="0" w:lastRow="0" w:noHBand="0" w:noVBand="1" w:val="04A0"/>
+        <w:tblCaption w:val="Exercise 1"/>
+        <w:tblDescription w:val="Layout table. It only arranges the page; read its cells in order."/>
       </w:tblPr>
       <w:tblGrid>
         <w:gridCol w:w="10368"/>
@@ -613,8 +606,6 @@
             <w:tblPr>
               <w:tblW w:type="dxa" w:w="10368"/>
               <w:jc w:val="center"/>
-              <w:tblLayout w:type="fixed"/>
-              <w:tblLook w:firstColumn="1" w:firstRow="1" w:lastColumn="0" w:lastRow="0" w:noHBand="0" w:noVBand="1" w:val="04A0"/>
               <w:tblInd w:type="dxa" w:w="0"/>
               <w:tblBorders>
                 <w:top w:val="single" w:color="B9C9CE" w:sz="4" w:space="0"/>
@@ -622,6 +613,10 @@
                 <w:bottom w:val="single" w:color="B9C9CE" w:sz="4" w:space="0"/>
                 <w:right w:val="single" w:color="B9C9CE" w:sz="4" w:space="0"/>
               </w:tblBorders>
+              <w:tblLayout w:type="fixed"/>
+              <w:tblLook w:firstColumn="1" w:firstRow="1" w:lastColumn="0" w:lastRow="0" w:noHBand="0" w:noVBand="1" w:val="04A0"/>
+              <w:tblCaption w:val="Workspace"/>
+              <w:tblDescription w:val="Layout table that frames the blank workspace for this exercise."/>
             </w:tblPr>
             <w:tblGrid>
               <w:gridCol w:w="10368"/>
@@ -668,7 +663,7 @@
                     <w:drawing>
                       <wp:inline xmlns:a="http://schemas.openxmlformats.org/drawingml/2006/main" xmlns:pic="http://schemas.openxmlformats.org/drawingml/2006/picture">
                         <wp:extent cx="6382512" cy="685800"/>
-                        <wp:docPr id="2" name="Picture 2" descr="PUBLISHER_WORKSPACE: Blank square grid for sketching a geometric figure or net. The grid has no assigned measurements or scale." title="SHOW YOUR THINKING"/>
+                        <wp:docPr id="2" name="Picture 2" descr="Blank square grid for sketching a geometric figure or net. The grid has no assigned measurements or scale." title="SHOW YOUR THINKING"/>
                         <wp:cNvGraphicFramePr>
                           <a:graphicFrameLocks noChangeAspect="1"/>
                         </wp:cNvGraphicFramePr>
@@ -735,8 +730,6 @@
       <w:tblPr>
         <w:tblW w:type="dxa" w:w="10368"/>
         <w:jc w:val="center"/>
-        <w:tblLayout w:type="fixed"/>
-        <w:tblLook w:firstColumn="1" w:firstRow="1" w:lastColumn="0" w:lastRow="0" w:noHBand="0" w:noVBand="1" w:val="04A0"/>
         <w:tblInd w:type="dxa" w:w="0"/>
         <w:tblBorders>
           <w:top w:val="nil"/>
@@ -746,6 +739,10 @@
           <w:insideH w:val="nil"/>
           <w:insideV w:val="nil"/>
         </w:tblBorders>
+        <w:tblLayout w:type="fixed"/>
+        <w:tblLook w:firstColumn="1" w:firstRow="1" w:lastColumn="0" w:lastRow="0" w:noHBand="0" w:noVBand="1" w:val="04A0"/>
+        <w:tblCaption w:val="Exercise 2"/>
+        <w:tblDescription w:val="Layout table. It only arranges the page; read its cells in order."/>
       </w:tblPr>
       <w:tblGrid>
         <w:gridCol w:w="10368"/>
@@ -832,8 +829,6 @@
             <w:tblPr>
               <w:tblW w:type="dxa" w:w="10368"/>
               <w:jc w:val="center"/>
-              <w:tblLayout w:type="fixed"/>
-              <w:tblLook w:firstColumn="1" w:firstRow="1" w:lastColumn="0" w:lastRow="0" w:noHBand="0" w:noVBand="1" w:val="04A0"/>
               <w:tblInd w:type="dxa" w:w="0"/>
               <w:tblBorders>
                 <w:top w:val="single" w:color="B9C9CE" w:sz="4" w:space="0"/>
@@ -841,6 +836,10 @@
                 <w:bottom w:val="single" w:color="B9C9CE" w:sz="4" w:space="0"/>
                 <w:right w:val="single" w:color="B9C9CE" w:sz="4" w:space="0"/>
               </w:tblBorders>
+              <w:tblLayout w:type="fixed"/>
+              <w:tblLook w:firstColumn="1" w:firstRow="1" w:lastColumn="0" w:lastRow="0" w:noHBand="0" w:noVBand="1" w:val="04A0"/>
+              <w:tblCaption w:val="Workspace"/>
+              <w:tblDescription w:val="Layout table that frames the blank workspace for this exercise."/>
             </w:tblPr>
             <w:tblGrid>
               <w:gridCol w:w="10368"/>
@@ -887,7 +886,7 @@
                     <w:drawing>
                       <wp:inline xmlns:a="http://schemas.openxmlformats.org/drawingml/2006/main" xmlns:pic="http://schemas.openxmlformats.org/drawingml/2006/picture">
                         <wp:extent cx="6382512" cy="1828800"/>
-                        <wp:docPr id="3" name="Picture 3" descr="PUBLISHER_WORKSPACE: Blank coordinate grid with horizontal and vertical axes crossing at the center. Axis names are x and y. Tick values are blank so the student can choose and label the scale." title="PLOT AND LABEL YOUR POINTS"/>
+                        <wp:docPr id="3" name="Picture 3" descr="Blank coordinate grid with horizontal and vertical axes crossing at the center. Axis names are x and y. Tick values are blank so the student can choose and label the scale." title="PLOT AND LABEL YOUR POINTS"/>
                         <wp:cNvGraphicFramePr>
                           <a:graphicFrameLocks noChangeAspect="1"/>
                         </wp:cNvGraphicFramePr>
@@ -954,8 +953,6 @@
       <w:tblPr>
         <w:tblW w:type="dxa" w:w="10368"/>
         <w:jc w:val="center"/>
-        <w:tblLayout w:type="fixed"/>
-        <w:tblLook w:firstColumn="1" w:firstRow="1" w:lastColumn="0" w:lastRow="0" w:noHBand="0" w:noVBand="1" w:val="04A0"/>
         <w:tblInd w:type="dxa" w:w="0"/>
         <w:tblBorders>
           <w:top w:val="nil"/>
@@ -965,6 +962,10 @@
           <w:insideH w:val="nil"/>
           <w:insideV w:val="nil"/>
         </w:tblBorders>
+        <w:tblLayout w:type="fixed"/>
+        <w:tblLook w:firstColumn="1" w:firstRow="1" w:lastColumn="0" w:lastRow="0" w:noHBand="0" w:noVBand="1" w:val="04A0"/>
+        <w:tblCaption w:val="Exercise 3"/>
+        <w:tblDescription w:val="Layout table. It only arranges the page; read its cells in order."/>
       </w:tblPr>
       <w:tblGrid>
         <w:gridCol w:w="10368"/>
@@ -1051,8 +1052,6 @@
             <w:tblPr>
               <w:tblW w:type="dxa" w:w="10368"/>
               <w:jc w:val="center"/>
-              <w:tblLayout w:type="fixed"/>
-              <w:tblLook w:firstColumn="1" w:firstRow="1" w:lastColumn="0" w:lastRow="0" w:noHBand="0" w:noVBand="1" w:val="04A0"/>
               <w:tblInd w:type="dxa" w:w="0"/>
               <w:tblBorders>
                 <w:top w:val="single" w:color="B9C9CE" w:sz="4" w:space="0"/>
@@ -1060,6 +1059,10 @@
                 <w:bottom w:val="single" w:color="B9C9CE" w:sz="4" w:space="0"/>
                 <w:right w:val="single" w:color="B9C9CE" w:sz="4" w:space="0"/>
               </w:tblBorders>
+              <w:tblLayout w:type="fixed"/>
+              <w:tblLook w:firstColumn="1" w:firstRow="1" w:lastColumn="0" w:lastRow="0" w:noHBand="0" w:noVBand="1" w:val="04A0"/>
+              <w:tblCaption w:val="Workspace"/>
+              <w:tblDescription w:val="Layout table that frames the blank workspace for this exercise."/>
             </w:tblPr>
             <w:tblGrid>
               <w:gridCol w:w="10368"/>
@@ -1106,7 +1109,7 @@
                     <w:drawing>
                       <wp:inline xmlns:a="http://schemas.openxmlformats.org/drawingml/2006/main" xmlns:pic="http://schemas.openxmlformats.org/drawingml/2006/picture">
                         <wp:extent cx="6382512" cy="548640"/>
-                        <wp:docPr id="4" name="Picture 4" descr="PUBLISHER_WORKSPACE: Blank ruled workspace for calculations, mathematical labels, and written reasoning." title="RECORD YOUR RESPONSE"/>
+                        <wp:docPr id="4" name="Picture 4" descr="Blank ruled workspace for calculations, mathematical labels, and written reasoning." title="RECORD YOUR RESPONSE"/>
                         <wp:cNvGraphicFramePr>
                           <a:graphicFrameLocks noChangeAspect="1"/>
                         </wp:cNvGraphicFramePr>
@@ -1173,8 +1176,6 @@
       <w:tblPr>
         <w:tblW w:type="dxa" w:w="10368"/>
         <w:jc w:val="center"/>
-        <w:tblLayout w:type="fixed"/>
-        <w:tblLook w:firstColumn="1" w:firstRow="1" w:lastColumn="0" w:lastRow="0" w:noHBand="0" w:noVBand="1" w:val="04A0"/>
         <w:tblInd w:type="dxa" w:w="0"/>
         <w:tblBorders>
           <w:top w:val="nil"/>
@@ -1184,6 +1185,10 @@
           <w:insideH w:val="nil"/>
           <w:insideV w:val="nil"/>
         </w:tblBorders>
+        <w:tblLayout w:type="fixed"/>
+        <w:tblLook w:firstColumn="1" w:firstRow="1" w:lastColumn="0" w:lastRow="0" w:noHBand="0" w:noVBand="1" w:val="04A0"/>
+        <w:tblCaption w:val="Exercise 4"/>
+        <w:tblDescription w:val="Layout table. It only arranges the page; read its cells in order."/>
       </w:tblPr>
       <w:tblGrid>
         <w:gridCol w:w="10368"/>
@@ -1355,8 +1360,6 @@
             <w:tblPr>
               <w:tblW w:type="dxa" w:w="10368"/>
               <w:jc w:val="center"/>
-              <w:tblLayout w:type="fixed"/>
-              <w:tblLook w:firstColumn="1" w:firstRow="1" w:lastColumn="0" w:lastRow="0" w:noHBand="0" w:noVBand="1" w:val="04A0"/>
               <w:tblInd w:type="dxa" w:w="0"/>
               <w:tblBorders>
                 <w:top w:val="single" w:color="B9C9CE" w:sz="4" w:space="0"/>
@@ -1364,6 +1367,10 @@
                 <w:bottom w:val="single" w:color="B9C9CE" w:sz="4" w:space="0"/>
                 <w:right w:val="single" w:color="B9C9CE" w:sz="4" w:space="0"/>
               </w:tblBorders>
+              <w:tblLayout w:type="fixed"/>
+              <w:tblLook w:firstColumn="1" w:firstRow="1" w:lastColumn="0" w:lastRow="0" w:noHBand="0" w:noVBand="1" w:val="04A0"/>
+              <w:tblCaption w:val="Workspace"/>
+              <w:tblDescription w:val="Layout table that frames the blank workspace for this exercise."/>
             </w:tblPr>
             <w:tblGrid>
               <w:gridCol w:w="10368"/>
@@ -1410,7 +1417,7 @@
                     <w:drawing>
                       <wp:inline xmlns:a="http://schemas.openxmlformats.org/drawingml/2006/main" xmlns:pic="http://schemas.openxmlformats.org/drawingml/2006/picture">
                         <wp:extent cx="6382512" cy="1097280"/>
-                        <wp:docPr id="5" name="Picture 5" descr="PUBLISHER_WORKSPACE: Blank square grid for sketching a geometric figure or net. The grid has no assigned measurements or scale." title="SHOW YOUR THINKING"/>
+                        <wp:docPr id="5" name="Picture 5" descr="Blank square grid for sketching a geometric figure or net. The grid has no assigned measurements or scale." title="SHOW YOUR THINKING"/>
                         <wp:cNvGraphicFramePr>
                           <a:graphicFrameLocks noChangeAspect="1"/>
                         </wp:cNvGraphicFramePr>
@@ -1477,8 +1484,6 @@
       <w:tblPr>
         <w:tblW w:type="dxa" w:w="10368"/>
         <w:jc w:val="center"/>
-        <w:tblLayout w:type="fixed"/>
-        <w:tblLook w:firstColumn="1" w:firstRow="1" w:lastColumn="0" w:lastRow="0" w:noHBand="0" w:noVBand="1" w:val="04A0"/>
         <w:tblInd w:type="dxa" w:w="0"/>
         <w:tblBorders>
           <w:top w:val="nil"/>
@@ -1488,6 +1493,10 @@
           <w:insideH w:val="nil"/>
           <w:insideV w:val="nil"/>
         </w:tblBorders>
+        <w:tblLayout w:type="fixed"/>
+        <w:tblLook w:firstColumn="1" w:firstRow="1" w:lastColumn="0" w:lastRow="0" w:noHBand="0" w:noVBand="1" w:val="04A0"/>
+        <w:tblCaption w:val="Exercise 5"/>
+        <w:tblDescription w:val="Layout table. It only arranges the page; read its cells in order."/>
       </w:tblPr>
       <w:tblGrid>
         <w:gridCol w:w="10368"/>
@@ -1639,8 +1648,6 @@
             <w:tblPr>
               <w:tblW w:type="dxa" w:w="10368"/>
               <w:jc w:val="center"/>
-              <w:tblLayout w:type="fixed"/>
-              <w:tblLook w:firstColumn="1" w:firstRow="1" w:lastColumn="0" w:lastRow="0" w:noHBand="0" w:noVBand="1" w:val="04A0"/>
               <w:tblInd w:type="dxa" w:w="0"/>
               <w:tblBorders>
                 <w:top w:val="single" w:color="B9C9CE" w:sz="4" w:space="0"/>
@@ -1648,6 +1655,10 @@
                 <w:bottom w:val="single" w:color="B9C9CE" w:sz="4" w:space="0"/>
                 <w:right w:val="single" w:color="B9C9CE" w:sz="4" w:space="0"/>
               </w:tblBorders>
+              <w:tblLayout w:type="fixed"/>
+              <w:tblLook w:firstColumn="1" w:firstRow="1" w:lastColumn="0" w:lastRow="0" w:noHBand="0" w:noVBand="1" w:val="04A0"/>
+              <w:tblCaption w:val="Workspace"/>
+              <w:tblDescription w:val="Layout table that frames the blank workspace for this exercise."/>
             </w:tblPr>
             <w:tblGrid>
               <w:gridCol w:w="10368"/>
@@ -1694,7 +1705,7 @@
                     <w:drawing>
                       <wp:inline xmlns:a="http://schemas.openxmlformats.org/drawingml/2006/main" xmlns:pic="http://schemas.openxmlformats.org/drawingml/2006/picture">
                         <wp:extent cx="6382512" cy="548640"/>
-                        <wp:docPr id="6" name="Picture 6" descr="PUBLISHER_WORKSPACE: Blank ruled workspace for calculations, mathematical labels, and written reasoning." title="RECORD YOUR RESPONSE"/>
+                        <wp:docPr id="6" name="Picture 6" descr="Blank ruled workspace for calculations, mathematical labels, and written reasoning." title="RECORD YOUR RESPONSE"/>
                         <wp:cNvGraphicFramePr>
                           <a:graphicFrameLocks noChangeAspect="1"/>
                         </wp:cNvGraphicFramePr>
@@ -1761,8 +1772,6 @@
       <w:tblPr>
         <w:tblW w:type="dxa" w:w="10368"/>
         <w:jc w:val="center"/>
-        <w:tblLayout w:type="fixed"/>
-        <w:tblLook w:firstColumn="1" w:firstRow="1" w:lastColumn="0" w:lastRow="0" w:noHBand="0" w:noVBand="1" w:val="04A0"/>
         <w:tblInd w:type="dxa" w:w="0"/>
         <w:tblBorders>
           <w:top w:val="nil"/>
@@ -1772,6 +1781,10 @@
           <w:insideH w:val="nil"/>
           <w:insideV w:val="nil"/>
         </w:tblBorders>
+        <w:tblLayout w:type="fixed"/>
+        <w:tblLook w:firstColumn="1" w:firstRow="1" w:lastColumn="0" w:lastRow="0" w:noHBand="0" w:noVBand="1" w:val="04A0"/>
+        <w:tblCaption w:val="Exercise 6"/>
+        <w:tblDescription w:val="Layout table. It only arranges the page; read its cells in order."/>
       </w:tblPr>
       <w:tblGrid>
         <w:gridCol w:w="10368"/>
@@ -1923,8 +1936,6 @@
             <w:tblPr>
               <w:tblW w:type="dxa" w:w="10368"/>
               <w:jc w:val="center"/>
-              <w:tblLayout w:type="fixed"/>
-              <w:tblLook w:firstColumn="1" w:firstRow="1" w:lastColumn="0" w:lastRow="0" w:noHBand="0" w:noVBand="1" w:val="04A0"/>
               <w:tblInd w:type="dxa" w:w="0"/>
               <w:tblBorders>
                 <w:top w:val="single" w:color="B9C9CE" w:sz="4" w:space="0"/>
@@ -1932,6 +1943,10 @@
                 <w:bottom w:val="single" w:color="B9C9CE" w:sz="4" w:space="0"/>
                 <w:right w:val="single" w:color="B9C9CE" w:sz="4" w:space="0"/>
               </w:tblBorders>
+              <w:tblLayout w:type="fixed"/>
+              <w:tblLook w:firstColumn="1" w:firstRow="1" w:lastColumn="0" w:lastRow="0" w:noHBand="0" w:noVBand="1" w:val="04A0"/>
+              <w:tblCaption w:val="Workspace"/>
+              <w:tblDescription w:val="Layout table that frames the blank workspace for this exercise."/>
             </w:tblPr>
             <w:tblGrid>
               <w:gridCol w:w="10368"/>
@@ -1978,7 +1993,7 @@
                     <w:drawing>
                       <wp:inline xmlns:a="http://schemas.openxmlformats.org/drawingml/2006/main" xmlns:pic="http://schemas.openxmlformats.org/drawingml/2006/picture">
                         <wp:extent cx="6382512" cy="548640"/>
-                        <wp:docPr id="7" name="Picture 7" descr="PUBLISHER_WORKSPACE: Blank ruled workspace for calculations, mathematical labels, and written reasoning." title="RECORD YOUR RESPONSE"/>
+                        <wp:docPr id="7" name="Picture 7" descr="Blank ruled workspace for calculations, mathematical labels, and written reasoning." title="RECORD YOUR RESPONSE"/>
                         <wp:cNvGraphicFramePr>
                           <a:graphicFrameLocks noChangeAspect="1"/>
                         </wp:cNvGraphicFramePr>
@@ -2045,8 +2060,6 @@
       <w:tblPr>
         <w:tblW w:type="dxa" w:w="10368"/>
         <w:jc w:val="center"/>
-        <w:tblLayout w:type="fixed"/>
-        <w:tblLook w:firstColumn="1" w:firstRow="1" w:lastColumn="0" w:lastRow="0" w:noHBand="0" w:noVBand="1" w:val="04A0"/>
         <w:tblInd w:type="dxa" w:w="0"/>
         <w:tblBorders>
           <w:top w:val="nil"/>
@@ -2056,6 +2069,10 @@
           <w:insideH w:val="nil"/>
           <w:insideV w:val="nil"/>
         </w:tblBorders>
+        <w:tblLayout w:type="fixed"/>
+        <w:tblLook w:firstColumn="1" w:firstRow="1" w:lastColumn="0" w:lastRow="0" w:noHBand="0" w:noVBand="1" w:val="04A0"/>
+        <w:tblCaption w:val="Exercise 7"/>
+        <w:tblDescription w:val="Layout table. It only arranges the page; read its cells in order."/>
       </w:tblPr>
       <w:tblGrid>
         <w:gridCol w:w="10368"/>
@@ -2212,8 +2229,6 @@
             <w:tblPr>
               <w:tblW w:type="dxa" w:w="10368"/>
               <w:jc w:val="center"/>
-              <w:tblLayout w:type="fixed"/>
-              <w:tblLook w:firstColumn="1" w:firstRow="1" w:lastColumn="0" w:lastRow="0" w:noHBand="0" w:noVBand="1" w:val="04A0"/>
               <w:tblInd w:type="dxa" w:w="0"/>
               <w:tblBorders>
                 <w:top w:val="single" w:color="B9C9CE" w:sz="4" w:space="0"/>
@@ -2221,6 +2236,10 @@
                 <w:bottom w:val="single" w:color="B9C9CE" w:sz="4" w:space="0"/>
                 <w:right w:val="single" w:color="B9C9CE" w:sz="4" w:space="0"/>
               </w:tblBorders>
+              <w:tblLayout w:type="fixed"/>
+              <w:tblLook w:firstColumn="1" w:firstRow="1" w:lastColumn="0" w:lastRow="0" w:noHBand="0" w:noVBand="1" w:val="04A0"/>
+              <w:tblCaption w:val="Workspace"/>
+              <w:tblDescription w:val="Layout table that frames the blank workspace for this exercise."/>
             </w:tblPr>
             <w:tblGrid>
               <w:gridCol w:w="10368"/>
@@ -2267,7 +2286,7 @@
                     <w:drawing>
                       <wp:inline xmlns:a="http://schemas.openxmlformats.org/drawingml/2006/main" xmlns:pic="http://schemas.openxmlformats.org/drawingml/2006/picture">
                         <wp:extent cx="6382512" cy="822960"/>
-                        <wp:docPr id="8" name="Picture 8" descr="PUBLISHER_WORKSPACE: Blank ruled workspace for calculations, mathematical labels, and written reasoning." title="EXPLAIN WITH MATHEMATICAL EVIDENCE"/>
+                        <wp:docPr id="8" name="Picture 8" descr="Blank ruled workspace for calculations, mathematical labels, and written reasoning." title="EXPLAIN WITH MATHEMATICAL EVIDENCE"/>
                         <wp:cNvGraphicFramePr>
                           <a:graphicFrameLocks noChangeAspect="1"/>
                         </wp:cNvGraphicFramePr>
@@ -2334,8 +2353,6 @@
       <w:tblPr>
         <w:tblW w:type="dxa" w:w="10368"/>
         <w:jc w:val="center"/>
-        <w:tblLayout w:type="fixed"/>
-        <w:tblLook w:firstColumn="1" w:firstRow="1" w:lastColumn="0" w:lastRow="0" w:noHBand="0" w:noVBand="1" w:val="04A0"/>
         <w:tblInd w:type="dxa" w:w="0"/>
         <w:tblBorders>
           <w:top w:val="nil"/>
@@ -2345,6 +2362,10 @@
           <w:insideH w:val="nil"/>
           <w:insideV w:val="nil"/>
         </w:tblBorders>
+        <w:tblLayout w:type="fixed"/>
+        <w:tblLook w:firstColumn="1" w:firstRow="1" w:lastColumn="0" w:lastRow="0" w:noHBand="0" w:noVBand="1" w:val="04A0"/>
+        <w:tblCaption w:val="Exercise 8"/>
+        <w:tblDescription w:val="Layout table. It only arranges the page; read its cells in order."/>
       </w:tblPr>
       <w:tblGrid>
         <w:gridCol w:w="10368"/>
@@ -2436,8 +2457,6 @@
             <w:tblPr>
               <w:tblW w:type="dxa" w:w="10368"/>
               <w:jc w:val="center"/>
-              <w:tblLayout w:type="fixed"/>
-              <w:tblLook w:firstColumn="1" w:firstRow="1" w:lastColumn="0" w:lastRow="0" w:noHBand="0" w:noVBand="1" w:val="04A0"/>
               <w:tblInd w:type="dxa" w:w="0"/>
               <w:tblBorders>
                 <w:top w:val="single" w:color="B9C9CE" w:sz="4" w:space="0"/>
@@ -2445,6 +2464,10 @@
                 <w:bottom w:val="single" w:color="B9C9CE" w:sz="4" w:space="0"/>
                 <w:right w:val="single" w:color="B9C9CE" w:sz="4" w:space="0"/>
               </w:tblBorders>
+              <w:tblLayout w:type="fixed"/>
+              <w:tblLook w:firstColumn="1" w:firstRow="1" w:lastColumn="0" w:lastRow="0" w:noHBand="0" w:noVBand="1" w:val="04A0"/>
+              <w:tblCaption w:val="Workspace"/>
+              <w:tblDescription w:val="Layout table that frames the blank workspace for this exercise."/>
             </w:tblPr>
             <w:tblGrid>
               <w:gridCol w:w="10368"/>
@@ -2491,7 +2514,7 @@
                     <w:drawing>
                       <wp:inline xmlns:a="http://schemas.openxmlformats.org/drawingml/2006/main" xmlns:pic="http://schemas.openxmlformats.org/drawingml/2006/picture">
                         <wp:extent cx="6382512" cy="822960"/>
-                        <wp:docPr id="9" name="Picture 9" descr="PUBLISHER_WORKSPACE: Blank ruled workspace for calculations, mathematical labels, and written reasoning." title="EXPLAIN WITH MATHEMATICAL EVIDENCE"/>
+                        <wp:docPr id="9" name="Picture 9" descr="Blank ruled workspace for calculations, mathematical labels, and written reasoning." title="EXPLAIN WITH MATHEMATICAL EVIDENCE"/>
                         <wp:cNvGraphicFramePr>
                           <a:graphicFrameLocks noChangeAspect="1"/>
                         </wp:cNvGraphicFramePr>
@@ -2558,8 +2581,6 @@
       <w:tblPr>
         <w:tblW w:type="dxa" w:w="10368"/>
         <w:jc w:val="center"/>
-        <w:tblLayout w:type="fixed"/>
-        <w:tblLook w:firstColumn="1" w:firstRow="1" w:lastColumn="0" w:lastRow="0" w:noHBand="0" w:noVBand="1" w:val="04A0"/>
         <w:tblInd w:type="dxa" w:w="0"/>
         <w:tblBorders>
           <w:top w:val="nil"/>
@@ -2569,6 +2590,10 @@
           <w:insideH w:val="nil"/>
           <w:insideV w:val="nil"/>
         </w:tblBorders>
+        <w:tblLayout w:type="fixed"/>
+        <w:tblLook w:firstColumn="1" w:firstRow="1" w:lastColumn="0" w:lastRow="0" w:noHBand="0" w:noVBand="1" w:val="04A0"/>
+        <w:tblCaption w:val="Exercise 9"/>
+        <w:tblDescription w:val="Layout table. It only arranges the page; read its cells in order."/>
       </w:tblPr>
       <w:tblGrid>
         <w:gridCol w:w="10368"/>
@@ -2655,8 +2680,6 @@
             <w:tblPr>
               <w:tblW w:type="dxa" w:w="10368"/>
               <w:jc w:val="center"/>
-              <w:tblLayout w:type="fixed"/>
-              <w:tblLook w:firstColumn="1" w:firstRow="1" w:lastColumn="0" w:lastRow="0" w:noHBand="0" w:noVBand="1" w:val="04A0"/>
               <w:tblInd w:type="dxa" w:w="0"/>
               <w:tblBorders>
                 <w:top w:val="single" w:color="B9C9CE" w:sz="4" w:space="0"/>
@@ -2664,6 +2687,10 @@
                 <w:bottom w:val="single" w:color="B9C9CE" w:sz="4" w:space="0"/>
                 <w:right w:val="single" w:color="B9C9CE" w:sz="4" w:space="0"/>
               </w:tblBorders>
+              <w:tblLayout w:type="fixed"/>
+              <w:tblLook w:firstColumn="1" w:firstRow="1" w:lastColumn="0" w:lastRow="0" w:noHBand="0" w:noVBand="1" w:val="04A0"/>
+              <w:tblCaption w:val="Workspace"/>
+              <w:tblDescription w:val="Layout table that frames the blank workspace for this exercise."/>
             </w:tblPr>
             <w:tblGrid>
               <w:gridCol w:w="10368"/>
@@ -2710,7 +2737,7 @@
                     <w:drawing>
                       <wp:inline xmlns:a="http://schemas.openxmlformats.org/drawingml/2006/main" xmlns:pic="http://schemas.openxmlformats.org/drawingml/2006/picture">
                         <wp:extent cx="6382512" cy="548640"/>
-                        <wp:docPr id="10" name="Picture 10" descr="PUBLISHER_WORKSPACE: Blank ruled workspace for calculations, mathematical labels, and written reasoning." title="RECORD YOUR RESPONSE"/>
+                        <wp:docPr id="10" name="Picture 10" descr="Blank ruled workspace for calculations, mathematical labels, and written reasoning." title="RECORD YOUR RESPONSE"/>
                         <wp:cNvGraphicFramePr>
                           <a:graphicFrameLocks noChangeAspect="1"/>
                         </wp:cNvGraphicFramePr>
@@ -2777,8 +2804,6 @@
       <w:tblPr>
         <w:tblW w:type="dxa" w:w="10368"/>
         <w:jc w:val="center"/>
-        <w:tblLayout w:type="fixed"/>
-        <w:tblLook w:firstColumn="1" w:firstRow="1" w:lastColumn="0" w:lastRow="0" w:noHBand="0" w:noVBand="1" w:val="04A0"/>
         <w:tblInd w:type="dxa" w:w="0"/>
         <w:tblBorders>
           <w:top w:val="nil"/>
@@ -2788,6 +2813,10 @@
           <w:insideH w:val="nil"/>
           <w:insideV w:val="nil"/>
         </w:tblBorders>
+        <w:tblLayout w:type="fixed"/>
+        <w:tblLook w:firstColumn="1" w:firstRow="1" w:lastColumn="0" w:lastRow="0" w:noHBand="0" w:noVBand="1" w:val="04A0"/>
+        <w:tblCaption w:val="Exercise 10"/>
+        <w:tblDescription w:val="Layout table. It only arranges the page; read its cells in order."/>
       </w:tblPr>
       <w:tblGrid>
         <w:gridCol w:w="10368"/>
@@ -2874,8 +2903,6 @@
             <w:tblPr>
               <w:tblW w:type="dxa" w:w="10368"/>
               <w:jc w:val="center"/>
-              <w:tblLayout w:type="fixed"/>
-              <w:tblLook w:firstColumn="1" w:firstRow="1" w:lastColumn="0" w:lastRow="0" w:noHBand="0" w:noVBand="1" w:val="04A0"/>
               <w:tblInd w:type="dxa" w:w="0"/>
               <w:tblBorders>
                 <w:top w:val="single" w:color="B9C9CE" w:sz="4" w:space="0"/>
@@ -2883,6 +2910,10 @@
                 <w:bottom w:val="single" w:color="B9C9CE" w:sz="4" w:space="0"/>
                 <w:right w:val="single" w:color="B9C9CE" w:sz="4" w:space="0"/>
               </w:tblBorders>
+              <w:tblLayout w:type="fixed"/>
+              <w:tblLook w:firstColumn="1" w:firstRow="1" w:lastColumn="0" w:lastRow="0" w:noHBand="0" w:noVBand="1" w:val="04A0"/>
+              <w:tblCaption w:val="Workspace"/>
+              <w:tblDescription w:val="Layout table that frames the blank workspace for this exercise."/>
             </w:tblPr>
             <w:tblGrid>
               <w:gridCol w:w="10368"/>
@@ -2929,7 +2960,7 @@
                     <w:drawing>
                       <wp:inline xmlns:a="http://schemas.openxmlformats.org/drawingml/2006/main" xmlns:pic="http://schemas.openxmlformats.org/drawingml/2006/picture">
                         <wp:extent cx="6382512" cy="548640"/>
-                        <wp:docPr id="11" name="Picture 11" descr="PUBLISHER_WORKSPACE: Blank ruled workspace for calculations, mathematical labels, and written reasoning." title="RECORD YOUR RESPONSE"/>
+                        <wp:docPr id="11" name="Picture 11" descr="Blank ruled workspace for calculations, mathematical labels, and written reasoning." title="RECORD YOUR RESPONSE"/>
                         <wp:cNvGraphicFramePr>
                           <a:graphicFrameLocks noChangeAspect="1"/>
                         </wp:cNvGraphicFramePr>
@@ -2996,8 +3027,6 @@
       <w:tblPr>
         <w:tblW w:type="dxa" w:w="10368"/>
         <w:jc w:val="center"/>
-        <w:tblLayout w:type="fixed"/>
-        <w:tblLook w:firstColumn="1" w:firstRow="1" w:lastColumn="0" w:lastRow="0" w:noHBand="0" w:noVBand="1" w:val="04A0"/>
         <w:tblInd w:type="dxa" w:w="0"/>
         <w:tblBorders>
           <w:top w:val="nil"/>
@@ -3007,6 +3036,10 @@
           <w:insideH w:val="nil"/>
           <w:insideV w:val="nil"/>
         </w:tblBorders>
+        <w:tblLayout w:type="fixed"/>
+        <w:tblLook w:firstColumn="1" w:firstRow="1" w:lastColumn="0" w:lastRow="0" w:noHBand="0" w:noVBand="1" w:val="04A0"/>
+        <w:tblCaption w:val="Exercise 11"/>
+        <w:tblDescription w:val="Layout table. It only arranges the page; read its cells in order."/>
       </w:tblPr>
       <w:tblGrid>
         <w:gridCol w:w="10368"/>
@@ -3098,8 +3131,6 @@
             <w:tblPr>
               <w:tblW w:type="dxa" w:w="10368"/>
               <w:jc w:val="center"/>
-              <w:tblLayout w:type="fixed"/>
-              <w:tblLook w:firstColumn="1" w:firstRow="1" w:lastColumn="0" w:lastRow="0" w:noHBand="0" w:noVBand="1" w:val="04A0"/>
               <w:tblInd w:type="dxa" w:w="0"/>
               <w:tblBorders>
                 <w:top w:val="single" w:color="B9C9CE" w:sz="4" w:space="0"/>
@@ -3107,6 +3138,10 @@
                 <w:bottom w:val="single" w:color="B9C9CE" w:sz="4" w:space="0"/>
                 <w:right w:val="single" w:color="B9C9CE" w:sz="4" w:space="0"/>
               </w:tblBorders>
+              <w:tblLayout w:type="fixed"/>
+              <w:tblLook w:firstColumn="1" w:firstRow="1" w:lastColumn="0" w:lastRow="0" w:noHBand="0" w:noVBand="1" w:val="04A0"/>
+              <w:tblCaption w:val="Workspace"/>
+              <w:tblDescription w:val="Layout table that frames the blank workspace for this exercise."/>
             </w:tblPr>
             <w:tblGrid>
               <w:gridCol w:w="10368"/>
@@ -3153,7 +3188,7 @@
                     <w:drawing>
                       <wp:inline xmlns:a="http://schemas.openxmlformats.org/drawingml/2006/main" xmlns:pic="http://schemas.openxmlformats.org/drawingml/2006/picture">
                         <wp:extent cx="6382512" cy="822960"/>
-                        <wp:docPr id="12" name="Picture 12" descr="PUBLISHER_WORKSPACE: Blank ruled workspace for calculations, mathematical labels, and written reasoning." title="EXPLAIN WITH MATHEMATICAL EVIDENCE"/>
+                        <wp:docPr id="12" name="Picture 12" descr="Blank ruled workspace for calculations, mathematical labels, and written reasoning." title="EXPLAIN WITH MATHEMATICAL EVIDENCE"/>
                         <wp:cNvGraphicFramePr>
                           <a:graphicFrameLocks noChangeAspect="1"/>
                         </wp:cNvGraphicFramePr>
@@ -3220,8 +3255,6 @@
       <w:tblPr>
         <w:tblW w:type="dxa" w:w="10368"/>
         <w:jc w:val="center"/>
-        <w:tblLayout w:type="fixed"/>
-        <w:tblLook w:firstColumn="1" w:firstRow="1" w:lastColumn="0" w:lastRow="0" w:noHBand="0" w:noVBand="1" w:val="04A0"/>
         <w:tblInd w:type="dxa" w:w="0"/>
         <w:tblBorders>
           <w:top w:val="nil"/>
@@ -3231,6 +3264,10 @@
           <w:insideH w:val="nil"/>
           <w:insideV w:val="nil"/>
         </w:tblBorders>
+        <w:tblLayout w:type="fixed"/>
+        <w:tblLook w:firstColumn="1" w:firstRow="1" w:lastColumn="0" w:lastRow="0" w:noHBand="0" w:noVBand="1" w:val="04A0"/>
+        <w:tblCaption w:val="Exercise 12"/>
+        <w:tblDescription w:val="Layout table. It only arranges the page; read its cells in order."/>
       </w:tblPr>
       <w:tblGrid>
         <w:gridCol w:w="10368"/>
@@ -3317,8 +3354,6 @@
             <w:tblPr>
               <w:tblW w:type="dxa" w:w="10368"/>
               <w:jc w:val="center"/>
-              <w:tblLayout w:type="fixed"/>
-              <w:tblLook w:firstColumn="1" w:firstRow="1" w:lastColumn="0" w:lastRow="0" w:noHBand="0" w:noVBand="1" w:val="04A0"/>
               <w:tblInd w:type="dxa" w:w="0"/>
               <w:tblBorders>
                 <w:top w:val="single" w:color="B9C9CE" w:sz="4" w:space="0"/>
@@ -3326,6 +3361,10 @@
                 <w:bottom w:val="single" w:color="B9C9CE" w:sz="4" w:space="0"/>
                 <w:right w:val="single" w:color="B9C9CE" w:sz="4" w:space="0"/>
               </w:tblBorders>
+              <w:tblLayout w:type="fixed"/>
+              <w:tblLook w:firstColumn="1" w:firstRow="1" w:lastColumn="0" w:lastRow="0" w:noHBand="0" w:noVBand="1" w:val="04A0"/>
+              <w:tblCaption w:val="Workspace"/>
+              <w:tblDescription w:val="Layout table that frames the blank workspace for this exercise."/>
             </w:tblPr>
             <w:tblGrid>
               <w:gridCol w:w="10368"/>
@@ -3372,7 +3411,7 @@
                     <w:drawing>
                       <wp:inline xmlns:a="http://schemas.openxmlformats.org/drawingml/2006/main" xmlns:pic="http://schemas.openxmlformats.org/drawingml/2006/picture">
                         <wp:extent cx="6382512" cy="822960"/>
-                        <wp:docPr id="13" name="Picture 13" descr="PUBLISHER_WORKSPACE: Blank ruled workspace for calculations, mathematical labels, and written reasoning." title="EXPLAIN WITH MATHEMATICAL EVIDENCE"/>
+                        <wp:docPr id="13" name="Picture 13" descr="Blank ruled workspace for calculations, mathematical labels, and written reasoning." title="EXPLAIN WITH MATHEMATICAL EVIDENCE"/>
                         <wp:cNvGraphicFramePr>
                           <a:graphicFrameLocks noChangeAspect="1"/>
                         </wp:cNvGraphicFramePr>
@@ -3437,7 +3476,7 @@
     </w:p>
     <w:p>
       <w:pPr>
-        <w:pStyle w:val="PublisherSection"/>
+        <w:pStyle w:val="Heading2"/>
         <w:shd w:val="clear" w:color="auto" w:fill="EEF4F5"/>
         <w:pBdr>
           <w:left w:val="single" w:color="176B70" w:sz="20" w:space="7"/>
@@ -3459,8 +3498,6 @@
       <w:tblPr>
         <w:tblW w:type="dxa" w:w="10368"/>
         <w:jc w:val="center"/>
-        <w:tblLayout w:type="fixed"/>
-        <w:tblLook w:firstColumn="1" w:firstRow="1" w:lastColumn="0" w:lastRow="0" w:noHBand="0" w:noVBand="1" w:val="04A0"/>
         <w:tblInd w:type="dxa" w:w="0"/>
         <w:tblBorders>
           <w:top w:val="nil"/>
@@ -3470,6 +3507,10 @@
           <w:insideH w:val="nil"/>
           <w:insideV w:val="nil"/>
         </w:tblBorders>
+        <w:tblLayout w:type="fixed"/>
+        <w:tblLook w:firstColumn="1" w:firstRow="1" w:lastColumn="0" w:lastRow="0" w:noHBand="0" w:noVBand="1" w:val="04A0"/>
+        <w:tblCaption w:val="Exercise 13"/>
+        <w:tblDescription w:val="Layout table. It only arranges the page; read its cells in order."/>
       </w:tblPr>
       <w:tblGrid>
         <w:gridCol w:w="10368"/>
@@ -3556,8 +3597,6 @@
             <w:tblPr>
               <w:tblW w:type="dxa" w:w="10368"/>
               <w:jc w:val="center"/>
-              <w:tblLayout w:type="fixed"/>
-              <w:tblLook w:firstColumn="1" w:firstRow="1" w:lastColumn="0" w:lastRow="0" w:noHBand="0" w:noVBand="1" w:val="04A0"/>
               <w:tblInd w:type="dxa" w:w="0"/>
               <w:tblBorders>
                 <w:top w:val="single" w:color="B9C9CE" w:sz="4" w:space="0"/>
@@ -3565,6 +3604,10 @@
                 <w:bottom w:val="single" w:color="B9C9CE" w:sz="4" w:space="0"/>
                 <w:right w:val="single" w:color="B9C9CE" w:sz="4" w:space="0"/>
               </w:tblBorders>
+              <w:tblLayout w:type="fixed"/>
+              <w:tblLook w:firstColumn="1" w:firstRow="1" w:lastColumn="0" w:lastRow="0" w:noHBand="0" w:noVBand="1" w:val="04A0"/>
+              <w:tblCaption w:val="Workspace"/>
+              <w:tblDescription w:val="Layout table that frames the blank workspace for this exercise."/>
             </w:tblPr>
             <w:tblGrid>
               <w:gridCol w:w="10368"/>
@@ -3611,7 +3654,7 @@
                     <w:drawing>
                       <wp:inline xmlns:a="http://schemas.openxmlformats.org/drawingml/2006/main" xmlns:pic="http://schemas.openxmlformats.org/drawingml/2006/picture">
                         <wp:extent cx="6382512" cy="548640"/>
-                        <wp:docPr id="14" name="Picture 14" descr="PUBLISHER_WORKSPACE: Blank square grid for sketching a geometric figure or net. The grid has no assigned measurements or scale." title="SHOW YOUR THINKING"/>
+                        <wp:docPr id="14" name="Picture 14" descr="Blank square grid for sketching a geometric figure or net. The grid has no assigned measurements or scale." title="SHOW YOUR THINKING"/>
                         <wp:cNvGraphicFramePr>
                           <a:graphicFrameLocks noChangeAspect="1"/>
                         </wp:cNvGraphicFramePr>
@@ -3678,8 +3721,6 @@
       <w:tblPr>
         <w:tblW w:type="dxa" w:w="10368"/>
         <w:jc w:val="center"/>
-        <w:tblLayout w:type="fixed"/>
-        <w:tblLook w:firstColumn="1" w:firstRow="1" w:lastColumn="0" w:lastRow="0" w:noHBand="0" w:noVBand="1" w:val="04A0"/>
         <w:tblInd w:type="dxa" w:w="0"/>
         <w:tblBorders>
           <w:top w:val="nil"/>
@@ -3689,6 +3730,10 @@
           <w:insideH w:val="nil"/>
           <w:insideV w:val="nil"/>
         </w:tblBorders>
+        <w:tblLayout w:type="fixed"/>
+        <w:tblLook w:firstColumn="1" w:firstRow="1" w:lastColumn="0" w:lastRow="0" w:noHBand="0" w:noVBand="1" w:val="04A0"/>
+        <w:tblCaption w:val="Exercise 14"/>
+        <w:tblDescription w:val="Layout table. It only arranges the page; read its cells in order."/>
       </w:tblPr>
       <w:tblGrid>
         <w:gridCol w:w="10368"/>
@@ -3775,8 +3820,6 @@
             <w:tblPr>
               <w:tblW w:type="dxa" w:w="10368"/>
               <w:jc w:val="center"/>
-              <w:tblLayout w:type="fixed"/>
-              <w:tblLook w:firstColumn="1" w:firstRow="1" w:lastColumn="0" w:lastRow="0" w:noHBand="0" w:noVBand="1" w:val="04A0"/>
               <w:tblInd w:type="dxa" w:w="0"/>
               <w:tblBorders>
                 <w:top w:val="single" w:color="B9C9CE" w:sz="4" w:space="0"/>
@@ -3784,6 +3827,10 @@
                 <w:bottom w:val="single" w:color="B9C9CE" w:sz="4" w:space="0"/>
                 <w:right w:val="single" w:color="B9C9CE" w:sz="4" w:space="0"/>
               </w:tblBorders>
+              <w:tblLayout w:type="fixed"/>
+              <w:tblLook w:firstColumn="1" w:firstRow="1" w:lastColumn="0" w:lastRow="0" w:noHBand="0" w:noVBand="1" w:val="04A0"/>
+              <w:tblCaption w:val="Workspace"/>
+              <w:tblDescription w:val="Layout table that frames the blank workspace for this exercise."/>
             </w:tblPr>
             <w:tblGrid>
               <w:gridCol w:w="10368"/>
@@ -3830,7 +3877,7 @@
                     <w:drawing>
                       <wp:inline xmlns:a="http://schemas.openxmlformats.org/drawingml/2006/main" xmlns:pic="http://schemas.openxmlformats.org/drawingml/2006/picture">
                         <wp:extent cx="6382512" cy="548640"/>
-                        <wp:docPr id="15" name="Picture 15" descr="PUBLISHER_WORKSPACE: Blank square grid for sketching a geometric figure or net. The grid has no assigned measurements or scale." title="SHOW YOUR THINKING"/>
+                        <wp:docPr id="15" name="Picture 15" descr="Blank square grid for sketching a geometric figure or net. The grid has no assigned measurements or scale." title="SHOW YOUR THINKING"/>
                         <wp:cNvGraphicFramePr>
                           <a:graphicFrameLocks noChangeAspect="1"/>
                         </wp:cNvGraphicFramePr>
@@ -3897,8 +3944,6 @@
       <w:tblPr>
         <w:tblW w:type="dxa" w:w="10368"/>
         <w:jc w:val="center"/>
-        <w:tblLayout w:type="fixed"/>
-        <w:tblLook w:firstColumn="1" w:firstRow="1" w:lastColumn="0" w:lastRow="0" w:noHBand="0" w:noVBand="1" w:val="04A0"/>
         <w:tblInd w:type="dxa" w:w="0"/>
         <w:tblBorders>
           <w:top w:val="nil"/>
@@ -3908,6 +3953,10 @@
           <w:insideH w:val="nil"/>
           <w:insideV w:val="nil"/>
         </w:tblBorders>
+        <w:tblLayout w:type="fixed"/>
+        <w:tblLook w:firstColumn="1" w:firstRow="1" w:lastColumn="0" w:lastRow="0" w:noHBand="0" w:noVBand="1" w:val="04A0"/>
+        <w:tblCaption w:val="Exercise 15"/>
+        <w:tblDescription w:val="Layout table. It only arranges the page; read its cells in order."/>
       </w:tblPr>
       <w:tblGrid>
         <w:gridCol w:w="10368"/>
@@ -3994,8 +4043,6 @@
             <w:tblPr>
               <w:tblW w:type="dxa" w:w="10368"/>
               <w:jc w:val="center"/>
-              <w:tblLayout w:type="fixed"/>
-              <w:tblLook w:firstColumn="1" w:firstRow="1" w:lastColumn="0" w:lastRow="0" w:noHBand="0" w:noVBand="1" w:val="04A0"/>
               <w:tblInd w:type="dxa" w:w="0"/>
               <w:tblBorders>
                 <w:top w:val="single" w:color="B9C9CE" w:sz="4" w:space="0"/>
@@ -4003,6 +4050,10 @@
                 <w:bottom w:val="single" w:color="B9C9CE" w:sz="4" w:space="0"/>
                 <w:right w:val="single" w:color="B9C9CE" w:sz="4" w:space="0"/>
               </w:tblBorders>
+              <w:tblLayout w:type="fixed"/>
+              <w:tblLook w:firstColumn="1" w:firstRow="1" w:lastColumn="0" w:lastRow="0" w:noHBand="0" w:noVBand="1" w:val="04A0"/>
+              <w:tblCaption w:val="Workspace"/>
+              <w:tblDescription w:val="Layout table that frames the blank workspace for this exercise."/>
             </w:tblPr>
             <w:tblGrid>
               <w:gridCol w:w="10368"/>
@@ -4049,7 +4100,7 @@
                     <w:drawing>
                       <wp:inline xmlns:a="http://schemas.openxmlformats.org/drawingml/2006/main" xmlns:pic="http://schemas.openxmlformats.org/drawingml/2006/picture">
                         <wp:extent cx="6382512" cy="548640"/>
-                        <wp:docPr id="16" name="Picture 16" descr="PUBLISHER_WORKSPACE: Blank square grid for sketching a geometric figure or net. The grid has no assigned measurements or scale." title="SHOW YOUR THINKING"/>
+                        <wp:docPr id="16" name="Picture 16" descr="Blank square grid for sketching a geometric figure or net. The grid has no assigned measurements or scale." title="SHOW YOUR THINKING"/>
                         <wp:cNvGraphicFramePr>
                           <a:graphicFrameLocks noChangeAspect="1"/>
                         </wp:cNvGraphicFramePr>
@@ -4114,7 +4165,7 @@
     </w:p>
     <w:p>
       <w:pPr>
-        <w:pStyle w:val="PublisherSection"/>
+        <w:pStyle w:val="Heading2"/>
         <w:shd w:val="clear" w:color="auto" w:fill="EEF4F5"/>
         <w:pBdr>
           <w:left w:val="single" w:color="176B70" w:sz="20" w:space="7"/>
@@ -4136,8 +4187,6 @@
       <w:tblPr>
         <w:tblW w:type="dxa" w:w="10368"/>
         <w:jc w:val="center"/>
-        <w:tblLayout w:type="fixed"/>
-        <w:tblLook w:firstColumn="1" w:firstRow="1" w:lastColumn="0" w:lastRow="0" w:noHBand="0" w:noVBand="1" w:val="04A0"/>
         <w:tblInd w:type="dxa" w:w="0"/>
         <w:tblBorders>
           <w:top w:val="nil"/>
@@ -4147,6 +4196,10 @@
           <w:insideH w:val="nil"/>
           <w:insideV w:val="nil"/>
         </w:tblBorders>
+        <w:tblLayout w:type="fixed"/>
+        <w:tblLook w:firstColumn="1" w:firstRow="1" w:lastColumn="0" w:lastRow="0" w:noHBand="0" w:noVBand="1" w:val="04A0"/>
+        <w:tblCaption w:val="Exercise 16"/>
+        <w:tblDescription w:val="Layout table. It only arranges the page; read its cells in order."/>
       </w:tblPr>
       <w:tblGrid>
         <w:gridCol w:w="10368"/>
@@ -4215,8 +4268,6 @@
           <w:tbl>
             <w:tblPr>
               <w:tblW w:type="dxa" w:w="10368"/>
-              <w:tblLayout w:type="fixed"/>
-              <w:tblLook w:firstColumn="1" w:firstRow="1" w:lastColumn="0" w:lastRow="0" w:noHBand="0" w:noVBand="1" w:val="04A0"/>
               <w:jc w:val="center"/>
               <w:tblInd w:type="dxa" w:w="0"/>
               <w:tblBorders>
@@ -4227,6 +4278,10 @@
                 <w:insideH w:val="single" w:color="B9C9CE" w:sz="4" w:space="0"/>
                 <w:insideV w:val="single" w:color="B9C9CE" w:sz="4" w:space="0"/>
               </w:tblBorders>
+              <w:tblLayout w:type="fixed"/>
+              <w:tblLook w:firstColumn="1" w:firstRow="1" w:lastColumn="0" w:lastRow="0" w:noHBand="0" w:noVBand="1" w:val="04A0"/>
+              <w:tblCaption w:val="Layout"/>
+              <w:tblDescription w:val="Layout table. It only arranges the page; read its cells in order."/>
             </w:tblPr>
             <w:tblGrid>
               <w:gridCol w:w="10368"/>
@@ -4403,8 +4458,6 @@
       <w:tblPr>
         <w:tblW w:type="dxa" w:w="10368"/>
         <w:jc w:val="center"/>
-        <w:tblLayout w:type="fixed"/>
-        <w:tblLook w:firstColumn="1" w:firstRow="1" w:lastColumn="0" w:lastRow="0" w:noHBand="0" w:noVBand="1" w:val="04A0"/>
         <w:tblInd w:type="dxa" w:w="0"/>
         <w:tblBorders>
           <w:top w:val="nil"/>
@@ -4414,6 +4467,10 @@
           <w:insideH w:val="nil"/>
           <w:insideV w:val="nil"/>
         </w:tblBorders>
+        <w:tblLayout w:type="fixed"/>
+        <w:tblLook w:firstColumn="1" w:firstRow="1" w:lastColumn="0" w:lastRow="0" w:noHBand="0" w:noVBand="1" w:val="04A0"/>
+        <w:tblCaption w:val="Exercise 17"/>
+        <w:tblDescription w:val="Layout table. It only arranges the page; read its cells in order."/>
       </w:tblPr>
       <w:tblGrid>
         <w:gridCol w:w="10368"/>
@@ -4482,8 +4539,6 @@
           <w:tbl>
             <w:tblPr>
               <w:tblW w:type="dxa" w:w="10368"/>
-              <w:tblLayout w:type="fixed"/>
-              <w:tblLook w:firstColumn="1" w:firstRow="1" w:lastColumn="0" w:lastRow="0" w:noHBand="0" w:noVBand="1" w:val="04A0"/>
               <w:jc w:val="center"/>
               <w:tblInd w:type="dxa" w:w="0"/>
               <w:tblBorders>
@@ -4494,6 +4549,10 @@
                 <w:insideH w:val="single" w:color="B9C9CE" w:sz="4" w:space="0"/>
                 <w:insideV w:val="single" w:color="B9C9CE" w:sz="4" w:space="0"/>
               </w:tblBorders>
+              <w:tblLayout w:type="fixed"/>
+              <w:tblLook w:firstColumn="1" w:firstRow="1" w:lastColumn="0" w:lastRow="0" w:noHBand="0" w:noVBand="1" w:val="04A0"/>
+              <w:tblCaption w:val="Layout"/>
+              <w:tblDescription w:val="Layout table. It only arranges the page; read its cells in order."/>
             </w:tblPr>
             <w:tblGrid>
               <w:gridCol w:w="10368"/>
@@ -4670,8 +4729,6 @@
       <w:tblPr>
         <w:tblW w:type="dxa" w:w="10368"/>
         <w:jc w:val="center"/>
-        <w:tblLayout w:type="fixed"/>
-        <w:tblLook w:firstColumn="1" w:firstRow="1" w:lastColumn="0" w:lastRow="0" w:noHBand="0" w:noVBand="1" w:val="04A0"/>
         <w:tblInd w:type="dxa" w:w="0"/>
         <w:tblBorders>
           <w:top w:val="nil"/>
@@ -4681,6 +4738,10 @@
           <w:insideH w:val="nil"/>
           <w:insideV w:val="nil"/>
         </w:tblBorders>
+        <w:tblLayout w:type="fixed"/>
+        <w:tblLook w:firstColumn="1" w:firstRow="1" w:lastColumn="0" w:lastRow="0" w:noHBand="0" w:noVBand="1" w:val="04A0"/>
+        <w:tblCaption w:val="Exercise 18"/>
+        <w:tblDescription w:val="Layout table. It only arranges the page; read its cells in order."/>
       </w:tblPr>
       <w:tblGrid>
         <w:gridCol w:w="10368"/>
@@ -4749,8 +4810,6 @@
           <w:tbl>
             <w:tblPr>
               <w:tblW w:type="dxa" w:w="10368"/>
-              <w:tblLayout w:type="fixed"/>
-              <w:tblLook w:firstColumn="1" w:firstRow="1" w:lastColumn="0" w:lastRow="0" w:noHBand="0" w:noVBand="1" w:val="04A0"/>
               <w:jc w:val="center"/>
               <w:tblInd w:type="dxa" w:w="0"/>
               <w:tblBorders>
@@ -4761,6 +4820,10 @@
                 <w:insideH w:val="single" w:color="B9C9CE" w:sz="4" w:space="0"/>
                 <w:insideV w:val="single" w:color="B9C9CE" w:sz="4" w:space="0"/>
               </w:tblBorders>
+              <w:tblLayout w:type="fixed"/>
+              <w:tblLook w:firstColumn="1" w:firstRow="1" w:lastColumn="0" w:lastRow="0" w:noHBand="0" w:noVBand="1" w:val="04A0"/>
+              <w:tblCaption w:val="Layout"/>
+              <w:tblDescription w:val="Layout table. It only arranges the page; read its cells in order."/>
             </w:tblPr>
             <w:tblGrid>
               <w:gridCol w:w="10368"/>
@@ -4919,7 +4982,7 @@
           </w:p>
           <w:p>
             <w:pPr>
-              <w:pStyle w:val="PublisherSection"/>
+              <w:pStyle w:val="Heading2"/>
               <w:shd w:val="clear" w:color="auto" w:fill="FAF5E9"/>
               <w:pBdr>
                 <w:left w:val="single" w:color="B57720" w:sz="20" w:space="7"/>
@@ -4941,8 +5004,6 @@
             <w:tblPr>
               <w:tblW w:type="dxa" w:w="10368"/>
               <w:jc w:val="center"/>
-              <w:tblLayout w:type="fixed"/>
-              <w:tblLook w:firstColumn="1" w:firstRow="1" w:lastColumn="0" w:lastRow="0" w:noHBand="0" w:noVBand="1" w:val="04A0"/>
               <w:tblInd w:type="dxa" w:w="0"/>
               <w:tblBorders>
                 <w:top w:val="single" w:color="B9C9CE" w:sz="4" w:space="0"/>
@@ -4952,6 +5013,10 @@
                 <w:insideH w:val="single" w:color="FFFFFF" w:sz="8" w:space="0"/>
                 <w:insideV w:val="single" w:color="FFFFFF" w:sz="12" w:space="0"/>
               </w:tblBorders>
+              <w:tblLayout w:type="fixed"/>
+              <w:tblLook w:firstColumn="1" w:firstRow="1" w:lastColumn="0" w:lastRow="0" w:noHBand="0" w:noVBand="1" w:val="04A0"/>
+              <w:tblCaption w:val="Layout"/>
+              <w:tblDescription w:val="Layout table. It only arranges the page; read its cells in order."/>
             </w:tblPr>
             <w:tblGrid>
               <w:gridCol w:w="6768"/>
@@ -5184,7 +5249,7 @@
         <w:sz w:val="16"/>
         <w:szCs w:val="16"/>
       </w:rPr>
-      <w:t>Lesson 7.5 / Session 1  /  Regular  /  V2</w:t>
+      <w:t>Lesson 7.5 / Session 1</w:t>
     </w:r>
     <w:r>
       <w:rPr>
@@ -5250,7 +5315,7 @@
         <w:szCs w:val="16"/>
       </w:rPr>
       <w:tab/>
-      <w:t>HOMEWORK  /  V2</w:t>
+      <w:t>HOMEWORK</w:t>
     </w:r>
   </w:p>
 </w:hdr>
@@ -5688,19 +5753,20 @@
     <w:rsid w:val="00FC693F"/>
     <w:pPr>
       <w:keepNext/>
-      <w:keepLines/>
       <w:widowControl/>
-      <w:spacing w:before="200" w:after="120" w:line="269" w:lineRule="auto"/>
+      <w:spacing w:after="100" w:line="245" w:lineRule="auto" w:before="0"/>
       <w:ind w:left="0" w:right="0" w:firstLine="0"/>
+      <w:contextualSpacing/>
       <w:outlineLvl w:val="0"/>
     </w:pPr>
     <w:rPr>
       <w:rFonts w:ascii="Arial" w:hAnsi="Arial" w:eastAsia="Arial" w:cs="Arial"/>
       <w:b/>
-      <w:bCs/>
       <w:color w:val="183E56"/>
-      <w:sz w:val="34"/>
-      <w:szCs w:val="34"/>
+      <w:spacing w:val="5"/>
+      <w:kern w:val="28"/>
+      <w:sz w:val="46"/>
+      <w:szCs w:val="46"/>
     </w:rPr>
   </w:style>
   <w:style w:type="paragraph" w:styleId="Heading2">
@@ -5714,19 +5780,17 @@
     <w:rsid w:val="00FC693F"/>
     <w:pPr>
       <w:keepNext/>
-      <w:keepLines/>
       <w:widowControl/>
-      <w:spacing w:before="180" w:after="100" w:line="269" w:lineRule="auto"/>
+      <w:spacing w:before="200" w:after="120" w:line="269" w:lineRule="auto"/>
       <w:ind w:left="0" w:right="0" w:firstLine="0"/>
       <w:outlineLvl w:val="1"/>
     </w:pPr>
     <w:rPr>
       <w:rFonts w:ascii="Arial" w:hAnsi="Arial" w:eastAsia="Arial" w:cs="Arial"/>
       <w:b/>
-      <w:bCs/>
-      <w:color w:val="176B70"/>
-      <w:sz w:val="22"/>
-      <w:szCs w:val="22"/>
+      <w:color w:val="183E56"/>
+      <w:sz w:val="21"/>
+      <w:szCs w:val="21"/>
     </w:rPr>
   </w:style>
   <w:style w:type="paragraph" w:styleId="Heading3">

--- a/lessons/7-5-group1/homework.docx
+++ b/lessons/7-5-group1/homework.docx
@@ -55,7 +55,7 @@
         <w:rPr>
           <w:rFonts w:ascii="Arial" w:hAnsi="Arial" w:eastAsia="Arial" w:cs="Arial"/>
         </w:rPr>
-        <w:t>Maryland Standard 6.NS.C.6c   ·   Learning target — I can plot a point with rational coordinates and name the quadrant it lies in.</w:t>
+        <w:t>Maryland Standard 6.NOS.6   ·   Learning target — I can plot a point with rational coordinates and name the quadrant it lies in.</w:t>
       </w:r>
     </w:p>
     <w:p>
